--- a/一维转二维报告.docx
+++ b/一维转二维报告.docx
@@ -2132,7 +2132,35 @@
         <w:rPr>
           <w:rFonts w:ascii="宋体" w:eastAsia="宋体" w:hAnsi="宋体" w:hint="eastAsia"/>
         </w:rPr>
-        <w:t>本次实验中，数据集采用的是凯斯西储大学的CWRU故障诊断数据集，</w:t>
+        <w:t>本次实验中，数据</w:t>
+      </w:r>
+      <w:proofErr w:type="gramStart"/>
+      <w:r>
+        <w:rPr>
+          <w:rFonts w:ascii="宋体" w:eastAsia="宋体" w:hAnsi="宋体" w:hint="eastAsia"/>
+        </w:rPr>
+        <w:t>集采用</w:t>
+      </w:r>
+      <w:proofErr w:type="gramEnd"/>
+      <w:r>
+        <w:rPr>
+          <w:rFonts w:ascii="宋体" w:eastAsia="宋体" w:hAnsi="宋体" w:hint="eastAsia"/>
+        </w:rPr>
+        <w:t>的是</w:t>
+      </w:r>
+      <w:proofErr w:type="gramStart"/>
+      <w:r>
+        <w:rPr>
+          <w:rFonts w:ascii="宋体" w:eastAsia="宋体" w:hAnsi="宋体" w:hint="eastAsia"/>
+        </w:rPr>
+        <w:t>凯斯西储大学</w:t>
+      </w:r>
+      <w:proofErr w:type="gramEnd"/>
+      <w:r>
+        <w:rPr>
+          <w:rFonts w:ascii="宋体" w:eastAsia="宋体" w:hAnsi="宋体" w:hint="eastAsia"/>
+        </w:rPr>
+        <w:t>的CWRU故障诊断数据集，</w:t>
       </w:r>
       <w:r>
         <w:rPr>
@@ -2168,7 +2196,21 @@
         <w:rPr>
           <w:rFonts w:ascii="宋体" w:eastAsia="宋体" w:hAnsi="宋体" w:hint="eastAsia"/>
         </w:rPr>
-        <w:t>。以下为官网数据集展示（不含风扇端缺陷）。</w:t>
+        <w:t>。以下为官</w:t>
+      </w:r>
+      <w:proofErr w:type="gramStart"/>
+      <w:r>
+        <w:rPr>
+          <w:rFonts w:ascii="宋体" w:eastAsia="宋体" w:hAnsi="宋体" w:hint="eastAsia"/>
+        </w:rPr>
+        <w:t>网数据</w:t>
+      </w:r>
+      <w:proofErr w:type="gramEnd"/>
+      <w:r>
+        <w:rPr>
+          <w:rFonts w:ascii="宋体" w:eastAsia="宋体" w:hAnsi="宋体" w:hint="eastAsia"/>
+        </w:rPr>
+        <w:t>集展示（不含风扇端缺陷）。</w:t>
       </w:r>
     </w:p>
     <w:p>
@@ -2340,11 +2382,19 @@
           <w:rFonts w:ascii="宋体" w:eastAsia="宋体" w:hAnsi="宋体"/>
         </w:rPr>
       </w:pPr>
-      <w:r>
-        <w:rPr>
-          <w:rFonts w:ascii="宋体" w:eastAsia="宋体" w:hAnsi="宋体" w:hint="eastAsia"/>
-        </w:rPr>
-        <w:t>官网数据展示</w:t>
+      <w:proofErr w:type="gramStart"/>
+      <w:r>
+        <w:rPr>
+          <w:rFonts w:ascii="宋体" w:eastAsia="宋体" w:hAnsi="宋体" w:hint="eastAsia"/>
+        </w:rPr>
+        <w:t>官网数据</w:t>
+      </w:r>
+      <w:proofErr w:type="gramEnd"/>
+      <w:r>
+        <w:rPr>
+          <w:rFonts w:ascii="宋体" w:eastAsia="宋体" w:hAnsi="宋体" w:hint="eastAsia"/>
+        </w:rPr>
+        <w:t>展示</w:t>
       </w:r>
     </w:p>
     <w:p>
@@ -2396,7 +2446,21 @@
         <w:rPr>
           <w:rFonts w:ascii="宋体" w:eastAsia="宋体" w:hAnsi="宋体"/>
         </w:rPr>
-        <w:t>: 数据集主要包括</w:t>
+        <w:t>: 数据</w:t>
+      </w:r>
+      <w:proofErr w:type="gramStart"/>
+      <w:r>
+        <w:rPr>
+          <w:rFonts w:ascii="宋体" w:eastAsia="宋体" w:hAnsi="宋体"/>
+        </w:rPr>
+        <w:t>集主要</w:t>
+      </w:r>
+      <w:proofErr w:type="gramEnd"/>
+      <w:r>
+        <w:rPr>
+          <w:rFonts w:ascii="宋体" w:eastAsia="宋体" w:hAnsi="宋体"/>
+        </w:rPr>
+        <w:t>包括</w:t>
       </w:r>
       <w:r>
         <w:rPr>
@@ -2710,7 +2774,21 @@
         <w:rPr>
           <w:rFonts w:ascii="宋体" w:eastAsia="宋体" w:hAnsi="宋体" w:hint="eastAsia"/>
         </w:rPr>
-        <w:t>数据整理展示，以下为将选取的十类Matlab数据（</w:t>
+        <w:t>数据整理展示，以下为将选取的十类</w:t>
+      </w:r>
+      <w:proofErr w:type="spellStart"/>
+      <w:r>
+        <w:rPr>
+          <w:rFonts w:ascii="宋体" w:eastAsia="宋体" w:hAnsi="宋体" w:hint="eastAsia"/>
+        </w:rPr>
+        <w:t>Matlab</w:t>
+      </w:r>
+      <w:proofErr w:type="spellEnd"/>
+      <w:r>
+        <w:rPr>
+          <w:rFonts w:ascii="宋体" w:eastAsia="宋体" w:hAnsi="宋体" w:hint="eastAsia"/>
+        </w:rPr>
+        <w:t>数据（</w:t>
       </w:r>
       <w:r>
         <w:rPr>
@@ -2891,15 +2969,39 @@
         <w:rPr>
           <w:rFonts w:ascii="宋体" w:eastAsia="宋体" w:hAnsi="宋体" w:hint="eastAsia"/>
         </w:rPr>
-        <w:t xml:space="preserve">先使用下列六种算法的任意一种，将一位数据转化为二维图像数据，数据集采用划分比例为 </w:t>
-      </w:r>
+        <w:t>先使用下列六种算法的任意一种，将一位数据转化为二维图像数据，数据</w:t>
+      </w:r>
+      <w:proofErr w:type="gramStart"/>
+      <w:r>
+        <w:rPr>
+          <w:rFonts w:ascii="宋体" w:eastAsia="宋体" w:hAnsi="宋体" w:hint="eastAsia"/>
+        </w:rPr>
+        <w:t>集采用</w:t>
+      </w:r>
+      <w:proofErr w:type="gramEnd"/>
+      <w:r>
+        <w:rPr>
+          <w:rFonts w:ascii="宋体" w:eastAsia="宋体" w:hAnsi="宋体" w:hint="eastAsia"/>
+        </w:rPr>
+        <w:t xml:space="preserve">划分比例为 </w:t>
+      </w:r>
+      <w:proofErr w:type="spellStart"/>
       <w:r>
         <w:rPr>
           <w:rFonts w:ascii="宋体" w:eastAsia="宋体" w:hAnsi="宋体" w:hint="eastAsia"/>
           <w:b/>
           <w:bCs/>
         </w:rPr>
-        <w:t>Train:Val:Test=7:2:1</w:t>
+        <w:t>Train:Val:Test</w:t>
+      </w:r>
+      <w:proofErr w:type="spellEnd"/>
+      <w:r>
+        <w:rPr>
+          <w:rFonts w:ascii="宋体" w:eastAsia="宋体" w:hAnsi="宋体" w:hint="eastAsia"/>
+          <w:b/>
+          <w:bCs/>
+        </w:rPr>
+        <w:t>=7:2:1</w:t>
       </w:r>
       <w:r>
         <w:rPr>
@@ -3067,7 +3169,21 @@
         <w:rPr>
           <w:rFonts w:ascii="宋体" w:eastAsia="宋体" w:hAnsi="宋体" w:hint="eastAsia"/>
         </w:rPr>
-        <w:t>格拉姆角场（GAF）</w:t>
+        <w:t>格拉</w:t>
+      </w:r>
+      <w:proofErr w:type="gramStart"/>
+      <w:r>
+        <w:rPr>
+          <w:rFonts w:ascii="宋体" w:eastAsia="宋体" w:hAnsi="宋体" w:hint="eastAsia"/>
+        </w:rPr>
+        <w:t>姆</w:t>
+      </w:r>
+      <w:proofErr w:type="gramEnd"/>
+      <w:r>
+        <w:rPr>
+          <w:rFonts w:ascii="宋体" w:eastAsia="宋体" w:hAnsi="宋体" w:hint="eastAsia"/>
+        </w:rPr>
+        <w:t>角场（GAF）</w:t>
       </w:r>
     </w:p>
     <w:p>
@@ -3133,13 +3249,55 @@
         <w:rPr>
           <w:rFonts w:ascii="宋体" w:eastAsia="宋体" w:hAnsi="宋体" w:hint="eastAsia"/>
         </w:rPr>
-        <w:t>通过将时间戳作为半径和缩放值的反余弦（</w:t>
-      </w:r>
-      <w:r>
-        <w:rPr>
-          <w:rFonts w:ascii="宋体" w:eastAsia="宋体" w:hAnsi="宋体"/>
-        </w:rPr>
-        <w:t>arccosine）来生成极坐标。 这杨可以提供角度的值。</w:t>
+        <w:t>通过将时间</w:t>
+      </w:r>
+      <w:proofErr w:type="gramStart"/>
+      <w:r>
+        <w:rPr>
+          <w:rFonts w:ascii="宋体" w:eastAsia="宋体" w:hAnsi="宋体" w:hint="eastAsia"/>
+        </w:rPr>
+        <w:t>戳作为</w:t>
+      </w:r>
+      <w:proofErr w:type="gramEnd"/>
+      <w:r>
+        <w:rPr>
+          <w:rFonts w:ascii="宋体" w:eastAsia="宋体" w:hAnsi="宋体" w:hint="eastAsia"/>
+        </w:rPr>
+        <w:t>半径和</w:t>
+      </w:r>
+      <w:proofErr w:type="gramStart"/>
+      <w:r>
+        <w:rPr>
+          <w:rFonts w:ascii="宋体" w:eastAsia="宋体" w:hAnsi="宋体" w:hint="eastAsia"/>
+        </w:rPr>
+        <w:t>缩放值</w:t>
+      </w:r>
+      <w:proofErr w:type="gramEnd"/>
+      <w:r>
+        <w:rPr>
+          <w:rFonts w:ascii="宋体" w:eastAsia="宋体" w:hAnsi="宋体" w:hint="eastAsia"/>
+        </w:rPr>
+        <w:t>的反余弦（</w:t>
+      </w:r>
+      <w:r>
+        <w:rPr>
+          <w:rFonts w:ascii="宋体" w:eastAsia="宋体" w:hAnsi="宋体"/>
+        </w:rPr>
+        <w:t>arccosine）来生成极坐标。 这</w:t>
+      </w:r>
+      <w:proofErr w:type="gramStart"/>
+      <w:r>
+        <w:rPr>
+          <w:rFonts w:ascii="宋体" w:eastAsia="宋体" w:hAnsi="宋体"/>
+        </w:rPr>
+        <w:t>杨可以</w:t>
+      </w:r>
+      <w:proofErr w:type="gramEnd"/>
+      <w:r>
+        <w:rPr>
+          <w:rFonts w:ascii="宋体" w:eastAsia="宋体" w:hAnsi="宋体"/>
+        </w:rPr>
+        <w:t>提供角度的值。</w:t>
       </w:r>
     </w:p>
     <w:p>
@@ -3241,7 +3399,21 @@
         <w:rPr>
           <w:rFonts w:ascii="宋体" w:eastAsia="宋体" w:hAnsi="宋体" w:hint="eastAsia"/>
         </w:rPr>
-        <w:t>格拉姆角场转换流程</w:t>
+        <w:t>格拉</w:t>
+      </w:r>
+      <w:proofErr w:type="gramStart"/>
+      <w:r>
+        <w:rPr>
+          <w:rFonts w:ascii="宋体" w:eastAsia="宋体" w:hAnsi="宋体" w:hint="eastAsia"/>
+        </w:rPr>
+        <w:t>姆角场</w:t>
+      </w:r>
+      <w:proofErr w:type="gramEnd"/>
+      <w:r>
+        <w:rPr>
+          <w:rFonts w:ascii="宋体" w:eastAsia="宋体" w:hAnsi="宋体" w:hint="eastAsia"/>
+        </w:rPr>
+        <w:t>转换流程</w:t>
       </w:r>
     </w:p>
     <w:p>
@@ -3399,7 +3571,21 @@
         <w:rPr>
           <w:rFonts w:ascii="宋体" w:eastAsia="宋体" w:hAnsi="宋体" w:hint="eastAsia"/>
         </w:rPr>
-        <w:t>马尔可夫转移场转换流程</w:t>
+        <w:t>马尔可夫</w:t>
+      </w:r>
+      <w:proofErr w:type="gramStart"/>
+      <w:r>
+        <w:rPr>
+          <w:rFonts w:ascii="宋体" w:eastAsia="宋体" w:hAnsi="宋体" w:hint="eastAsia"/>
+        </w:rPr>
+        <w:t>转移场</w:t>
+      </w:r>
+      <w:proofErr w:type="gramEnd"/>
+      <w:r>
+        <w:rPr>
+          <w:rFonts w:ascii="宋体" w:eastAsia="宋体" w:hAnsi="宋体" w:hint="eastAsia"/>
+        </w:rPr>
+        <w:t>转换流程</w:t>
       </w:r>
     </w:p>
     <w:p>
@@ -3429,11 +3615,19 @@
           <w:rFonts w:ascii="宋体" w:eastAsia="宋体" w:hAnsi="宋体"/>
         </w:rPr>
       </w:pPr>
-      <w:r>
-        <w:rPr>
-          <w:rFonts w:ascii="宋体" w:eastAsia="宋体" w:hAnsi="宋体" w:hint="eastAsia"/>
-        </w:rPr>
-        <w:t>递归图的核心思想基于相空间重构。</w:t>
+      <w:proofErr w:type="gramStart"/>
+      <w:r>
+        <w:rPr>
+          <w:rFonts w:ascii="宋体" w:eastAsia="宋体" w:hAnsi="宋体" w:hint="eastAsia"/>
+        </w:rPr>
+        <w:t>递归图</w:t>
+      </w:r>
+      <w:proofErr w:type="gramEnd"/>
+      <w:r>
+        <w:rPr>
+          <w:rFonts w:ascii="宋体" w:eastAsia="宋体" w:hAnsi="宋体" w:hint="eastAsia"/>
+        </w:rPr>
+        <w:t>的核心思想基于相空间重构。</w:t>
       </w:r>
     </w:p>
     <w:p>
@@ -3551,11 +3745,19 @@
           <w:rFonts w:ascii="宋体" w:eastAsia="宋体" w:hAnsi="宋体"/>
         </w:rPr>
       </w:pPr>
-      <w:r>
-        <w:rPr>
-          <w:rFonts w:ascii="宋体" w:eastAsia="宋体" w:hAnsi="宋体" w:hint="eastAsia"/>
-        </w:rPr>
-        <w:t>递归图转换流程</w:t>
+      <w:proofErr w:type="gramStart"/>
+      <w:r>
+        <w:rPr>
+          <w:rFonts w:ascii="宋体" w:eastAsia="宋体" w:hAnsi="宋体" w:hint="eastAsia"/>
+        </w:rPr>
+        <w:t>递归图</w:t>
+      </w:r>
+      <w:proofErr w:type="gramEnd"/>
+      <w:r>
+        <w:rPr>
+          <w:rFonts w:ascii="宋体" w:eastAsia="宋体" w:hAnsi="宋体" w:hint="eastAsia"/>
+        </w:rPr>
+        <w:t>转换流程</w:t>
       </w:r>
     </w:p>
     <w:p>
@@ -3592,7 +3794,35 @@
         <w:rPr>
           <w:rFonts w:ascii="宋体" w:eastAsia="宋体" w:hAnsi="宋体"/>
         </w:rPr>
-        <w:t>分帧：首先，将待分析的信号分成多个长度相等的窗口，通常使用汉明窗（HammingWindow）来减小边界效应。</w:t>
+        <w:t>分帧：首先，将</w:t>
+      </w:r>
+      <w:proofErr w:type="gramStart"/>
+      <w:r>
+        <w:rPr>
+          <w:rFonts w:ascii="宋体" w:eastAsia="宋体" w:hAnsi="宋体"/>
+        </w:rPr>
+        <w:t>待分析</w:t>
+      </w:r>
+      <w:proofErr w:type="gramEnd"/>
+      <w:r>
+        <w:rPr>
+          <w:rFonts w:ascii="宋体" w:eastAsia="宋体" w:hAnsi="宋体"/>
+        </w:rPr>
+        <w:t>的信号分成多个长度相等的窗口，通常使用汉明窗（</w:t>
+      </w:r>
+      <w:proofErr w:type="spellStart"/>
+      <w:r>
+        <w:rPr>
+          <w:rFonts w:ascii="宋体" w:eastAsia="宋体" w:hAnsi="宋体"/>
+        </w:rPr>
+        <w:t>HammingWindow</w:t>
+      </w:r>
+      <w:proofErr w:type="spellEnd"/>
+      <w:r>
+        <w:rPr>
+          <w:rFonts w:ascii="宋体" w:eastAsia="宋体" w:hAnsi="宋体"/>
+        </w:rPr>
+        <w:t>）来减小边界效应。</w:t>
       </w:r>
     </w:p>
     <w:p>
@@ -3610,7 +3840,21 @@
         <w:rPr>
           <w:rFonts w:ascii="宋体" w:eastAsia="宋体" w:hAnsi="宋体"/>
         </w:rPr>
-        <w:t>加窗：对每个窗口内的数据进行加窗操作，这可以确保时域信号在频域分析时的平滑过渡，减少泄漏效应。</w:t>
+        <w:t>加窗：对每个窗口内的数据</w:t>
+      </w:r>
+      <w:proofErr w:type="gramStart"/>
+      <w:r>
+        <w:rPr>
+          <w:rFonts w:ascii="宋体" w:eastAsia="宋体" w:hAnsi="宋体"/>
+        </w:rPr>
+        <w:t>进行加窗操作</w:t>
+      </w:r>
+      <w:proofErr w:type="gramEnd"/>
+      <w:r>
+        <w:rPr>
+          <w:rFonts w:ascii="宋体" w:eastAsia="宋体" w:hAnsi="宋体"/>
+        </w:rPr>
+        <w:t>，这可以确保时域信号在频域分析时的平滑过渡，减少泄漏效应。</w:t>
       </w:r>
     </w:p>
     <w:p>
@@ -3877,7 +4121,21 @@
         <w:rPr>
           <w:rFonts w:ascii="宋体" w:eastAsia="宋体" w:hAnsi="宋体" w:hint="eastAsia"/>
         </w:rPr>
-        <w:t>将不同频率下的小波系数组合起来，便得到了时频变换的小波系数图。</w:t>
+        <w:t>将不同频率下的小波系数组合起来，便得到</w:t>
+      </w:r>
+      <w:proofErr w:type="gramStart"/>
+      <w:r>
+        <w:rPr>
+          <w:rFonts w:ascii="宋体" w:eastAsia="宋体" w:hAnsi="宋体" w:hint="eastAsia"/>
+        </w:rPr>
+        <w:t>了时频变换</w:t>
+      </w:r>
+      <w:proofErr w:type="gramEnd"/>
+      <w:r>
+        <w:rPr>
+          <w:rFonts w:ascii="宋体" w:eastAsia="宋体" w:hAnsi="宋体" w:hint="eastAsia"/>
+        </w:rPr>
+        <w:t>的小波系数图。</w:t>
       </w:r>
     </w:p>
     <w:p>
@@ -4256,7 +4514,21 @@
         <w:rPr>
           <w:rFonts w:ascii="宋体" w:eastAsia="宋体" w:hAnsi="宋体" w:hint="eastAsia"/>
         </w:rPr>
-        <w:t>。（本次实验采用WINDOW_SIZE=512，则一张图至少需要512*0.6=307.2条数据，以50ms采集一次数据为例，则需要15.36s可以出一张图。）</w:t>
+        <w:t>。（本次实验采用WINDOW_SIZE=512，则一张</w:t>
+      </w:r>
+      <w:proofErr w:type="gramStart"/>
+      <w:r>
+        <w:rPr>
+          <w:rFonts w:ascii="宋体" w:eastAsia="宋体" w:hAnsi="宋体" w:hint="eastAsia"/>
+        </w:rPr>
+        <w:t>图至少</w:t>
+      </w:r>
+      <w:proofErr w:type="gramEnd"/>
+      <w:r>
+        <w:rPr>
+          <w:rFonts w:ascii="宋体" w:eastAsia="宋体" w:hAnsi="宋体" w:hint="eastAsia"/>
+        </w:rPr>
+        <w:t>需要512*0.6=307.2条数据，以50ms采集一次数据为例，则需要15.36s可以出一张图。）</w:t>
       </w:r>
     </w:p>
     <w:p>
@@ -4548,13 +4820,23 @@
           <w:bCs/>
         </w:rPr>
       </w:pPr>
+      <w:proofErr w:type="gramStart"/>
       <w:r>
         <w:rPr>
           <w:rFonts w:ascii="宋体" w:eastAsia="宋体" w:hAnsi="宋体" w:hint="eastAsia"/>
           <w:b/>
           <w:bCs/>
         </w:rPr>
-        <w:t>帧率图展示</w:t>
+        <w:t>帧率图</w:t>
+      </w:r>
+      <w:proofErr w:type="gramEnd"/>
+      <w:r>
+        <w:rPr>
+          <w:rFonts w:ascii="宋体" w:eastAsia="宋体" w:hAnsi="宋体" w:hint="eastAsia"/>
+          <w:b/>
+          <w:bCs/>
+        </w:rPr>
+        <w:t>展示</w:t>
       </w:r>
     </w:p>
     <w:p>
@@ -4673,7 +4955,33 @@
         <w:rPr>
           <w:rFonts w:ascii="宋体" w:eastAsia="宋体" w:hAnsi="宋体" w:hint="eastAsia"/>
         </w:rPr>
-        <w:t>图像转化numpy速度：</w:t>
+        <w:t>图像转化</w:t>
+      </w:r>
+      <w:proofErr w:type="spellStart"/>
+      <w:r>
+        <w:rPr>
+          <w:rFonts w:ascii="宋体" w:eastAsia="宋体" w:hAnsi="宋体" w:hint="eastAsia"/>
+        </w:rPr>
+        <w:t>numpy</w:t>
+      </w:r>
+      <w:proofErr w:type="spellEnd"/>
+      <w:r>
+        <w:rPr>
+          <w:rFonts w:ascii="宋体" w:eastAsia="宋体" w:hAnsi="宋体" w:hint="eastAsia"/>
+        </w:rPr>
+        <w:t>速度</w:t>
+      </w:r>
+      <w:r>
+        <w:rPr>
+          <w:rFonts w:ascii="宋体" w:eastAsia="宋体" w:hAnsi="宋体" w:hint="eastAsia"/>
+        </w:rPr>
+        <w:t>（用于输入模型）</w:t>
+      </w:r>
+      <w:r>
+        <w:rPr>
+          <w:rFonts w:ascii="宋体" w:eastAsia="宋体" w:hAnsi="宋体" w:hint="eastAsia"/>
+        </w:rPr>
+        <w:t>：</w:t>
       </w:r>
       <w:r>
         <w:rPr>
@@ -4689,11 +4997,19 @@
         <w:pStyle w:val="ae"/>
         <w:ind w:left="442" w:firstLineChars="200" w:firstLine="422"/>
         <w:rPr>
-          <w:rFonts w:ascii="宋体" w:eastAsia="宋体" w:hAnsi="宋体"/>
+          <w:rFonts w:ascii="宋体" w:eastAsia="宋体" w:hAnsi="宋体" w:hint="eastAsia"/>
           <w:b/>
           <w:bCs/>
         </w:rPr>
       </w:pPr>
+      <w:r>
+        <w:rPr>
+          <w:rFonts w:ascii="宋体" w:eastAsia="宋体" w:hAnsi="宋体" w:hint="eastAsia"/>
+          <w:b/>
+          <w:bCs/>
+        </w:rPr>
+        <w:t>注:生图速度和图像转化速度受CPU性能和RAM大小影响。</w:t>
+      </w:r>
     </w:p>
     <w:p>
       <w:pPr>
@@ -5194,7 +5510,21 @@
         <w:rPr>
           <w:rFonts w:ascii="宋体" w:eastAsia="宋体" w:hAnsi="宋体" w:hint="eastAsia"/>
         </w:rPr>
-        <w:t>选择一个可以使RAM占用较高的2的次方数即可。如本次实验中采用batchsize=32。在推理模式中，无论生成的图像是否满足一个批次均可进行推理。</w:t>
+        <w:t>选择一个可以使RAM占用较高的2的次方数即可。如本次实验中采用</w:t>
+      </w:r>
+      <w:proofErr w:type="spellStart"/>
+      <w:r>
+        <w:rPr>
+          <w:rFonts w:ascii="宋体" w:eastAsia="宋体" w:hAnsi="宋体" w:hint="eastAsia"/>
+        </w:rPr>
+        <w:t>batchsize</w:t>
+      </w:r>
+      <w:proofErr w:type="spellEnd"/>
+      <w:r>
+        <w:rPr>
+          <w:rFonts w:ascii="宋体" w:eastAsia="宋体" w:hAnsi="宋体" w:hint="eastAsia"/>
+        </w:rPr>
+        <w:t>=32。在推理模式中，无论生成的图像是否满足一个批次均可进行推理。</w:t>
       </w:r>
     </w:p>
     <w:p>
@@ -5306,7 +5636,35 @@
         <w:rPr>
           <w:rFonts w:ascii="宋体" w:eastAsia="宋体" w:hAnsi="宋体" w:hint="eastAsia"/>
         </w:rPr>
-        <w:t>学习率调度器策略：对自定义的隐藏层使用较大的学习率（如1e-4,约等于0.0001）；对于已经学习到图像通用特征的预训练模型的解冻层（通用特征如轮廓和纹理等），则采用较小的学习率（如1e-5，约等于0.00001</w:t>
+        <w:t>学习率</w:t>
+      </w:r>
+      <w:proofErr w:type="gramStart"/>
+      <w:r>
+        <w:rPr>
+          <w:rFonts w:ascii="宋体" w:eastAsia="宋体" w:hAnsi="宋体" w:hint="eastAsia"/>
+        </w:rPr>
+        <w:t>调度器</w:t>
+      </w:r>
+      <w:proofErr w:type="gramEnd"/>
+      <w:r>
+        <w:rPr>
+          <w:rFonts w:ascii="宋体" w:eastAsia="宋体" w:hAnsi="宋体" w:hint="eastAsia"/>
+        </w:rPr>
+        <w:t>策略：对自定义的隐藏层使用较大的学习率（如1e-4,约等于0.0001）；对于已经学习到图像通用特征的</w:t>
+      </w:r>
+      <w:proofErr w:type="gramStart"/>
+      <w:r>
+        <w:rPr>
+          <w:rFonts w:ascii="宋体" w:eastAsia="宋体" w:hAnsi="宋体" w:hint="eastAsia"/>
+        </w:rPr>
+        <w:t>预训练</w:t>
+      </w:r>
+      <w:proofErr w:type="gramEnd"/>
+      <w:r>
+        <w:rPr>
+          <w:rFonts w:ascii="宋体" w:eastAsia="宋体" w:hAnsi="宋体" w:hint="eastAsia"/>
+        </w:rPr>
+        <w:t>模型的解冻层（通用特征如轮廓和纹理等），则采用较小的学习率（如1e-5，约等于0.00001</w:t>
       </w:r>
       <w:r>
         <w:rPr>
@@ -5318,7 +5676,21 @@
         <w:rPr>
           <w:rFonts w:ascii="宋体" w:eastAsia="宋体" w:hAnsi="宋体" w:hint="eastAsia"/>
         </w:rPr>
-        <w:t>，避免破坏预训练学到的通用特征。</w:t>
+        <w:t>，避免破坏</w:t>
+      </w:r>
+      <w:proofErr w:type="gramStart"/>
+      <w:r>
+        <w:rPr>
+          <w:rFonts w:ascii="宋体" w:eastAsia="宋体" w:hAnsi="宋体" w:hint="eastAsia"/>
+        </w:rPr>
+        <w:t>预训练</w:t>
+      </w:r>
+      <w:proofErr w:type="gramEnd"/>
+      <w:r>
+        <w:rPr>
+          <w:rFonts w:ascii="宋体" w:eastAsia="宋体" w:hAnsi="宋体" w:hint="eastAsia"/>
+        </w:rPr>
+        <w:t>学到的通用特征。</w:t>
       </w:r>
     </w:p>
     <w:p>
@@ -5354,7 +5726,21 @@
         <w:rPr>
           <w:rFonts w:ascii="宋体" w:eastAsia="宋体" w:hAnsi="宋体" w:hint="eastAsia"/>
         </w:rPr>
-        <w:t>模型微调策略：通过解冻预训练模型的部分层数来达到更好的训练效果。本次实验中解冻了ResNet50模型的Layer4</w:t>
+        <w:t>模型微调策略：通过解冻</w:t>
+      </w:r>
+      <w:proofErr w:type="gramStart"/>
+      <w:r>
+        <w:rPr>
+          <w:rFonts w:ascii="宋体" w:eastAsia="宋体" w:hAnsi="宋体" w:hint="eastAsia"/>
+        </w:rPr>
+        <w:t>预训练</w:t>
+      </w:r>
+      <w:proofErr w:type="gramEnd"/>
+      <w:r>
+        <w:rPr>
+          <w:rFonts w:ascii="宋体" w:eastAsia="宋体" w:hAnsi="宋体" w:hint="eastAsia"/>
+        </w:rPr>
+        <w:t>模型的部分层数来达到更好的训练效果。本次实验中解冻了ResNet50模型的Layer4</w:t>
       </w:r>
     </w:p>
     <w:p>
@@ -5461,7 +5847,21 @@
         <w:rPr>
           <w:rFonts w:ascii="宋体" w:eastAsia="宋体" w:hAnsi="宋体" w:hint="eastAsia"/>
         </w:rPr>
-        <w:t>耐心策略:当模型的验证损失（val_loss）持续40轮没有减少，则终止训练。</w:t>
+        <w:t>耐心策略:当模型的验证损失（</w:t>
+      </w:r>
+      <w:proofErr w:type="spellStart"/>
+      <w:r>
+        <w:rPr>
+          <w:rFonts w:ascii="宋体" w:eastAsia="宋体" w:hAnsi="宋体" w:hint="eastAsia"/>
+        </w:rPr>
+        <w:t>val_loss</w:t>
+      </w:r>
+      <w:proofErr w:type="spellEnd"/>
+      <w:r>
+        <w:rPr>
+          <w:rFonts w:ascii="宋体" w:eastAsia="宋体" w:hAnsi="宋体" w:hint="eastAsia"/>
+        </w:rPr>
+        <w:t>）持续40轮没有减少，则终止训练。</w:t>
       </w:r>
     </w:p>
     <w:p>
@@ -5479,7 +5879,21 @@
         <w:rPr>
           <w:rFonts w:ascii="宋体" w:eastAsia="宋体" w:hAnsi="宋体" w:hint="eastAsia"/>
         </w:rPr>
-        <w:t>损失函数阈值策略:当模型的验证损失（val_loss）小于一定值时，终止训练。如常用阈值：0.001。</w:t>
+        <w:t>损失函数阈值策略:当模型的验证损失（</w:t>
+      </w:r>
+      <w:proofErr w:type="spellStart"/>
+      <w:r>
+        <w:rPr>
+          <w:rFonts w:ascii="宋体" w:eastAsia="宋体" w:hAnsi="宋体" w:hint="eastAsia"/>
+        </w:rPr>
+        <w:t>val_loss</w:t>
+      </w:r>
+      <w:proofErr w:type="spellEnd"/>
+      <w:r>
+        <w:rPr>
+          <w:rFonts w:ascii="宋体" w:eastAsia="宋体" w:hAnsi="宋体" w:hint="eastAsia"/>
+        </w:rPr>
+        <w:t>）小于一定值时，终止训练。如常用阈值：0.001。</w:t>
       </w:r>
     </w:p>
     <w:p>
@@ -6972,6 +7386,25 @@
     </w:p>
     <w:p>
       <w:pPr>
+        <w:pStyle w:val="ae"/>
+        <w:ind w:left="440"/>
+        <w:rPr>
+          <w:rFonts w:ascii="宋体" w:eastAsia="宋体" w:hAnsi="宋体" w:hint="eastAsia"/>
+          <w:b/>
+          <w:bCs/>
+        </w:rPr>
+      </w:pPr>
+      <w:r>
+        <w:rPr>
+          <w:rFonts w:ascii="宋体" w:eastAsia="宋体" w:hAnsi="宋体" w:hint="eastAsia"/>
+          <w:b/>
+          <w:bCs/>
+        </w:rPr>
+        <w:t>注：受GPU性能影响</w:t>
+      </w:r>
+    </w:p>
+    <w:p>
+      <w:pPr>
         <w:rPr>
           <w:rFonts w:ascii="宋体" w:eastAsia="宋体" w:hAnsi="宋体"/>
           <w:b/>
@@ -7190,6 +7623,7 @@
         </w:rPr>
       </w:pPr>
       <w:bookmarkStart w:id="17" w:name="_Toc212044158"/>
+      <w:proofErr w:type="gramStart"/>
       <w:r>
         <w:rPr>
           <w:rFonts w:ascii="宋体" w:eastAsia="宋体" w:hAnsi="宋体" w:hint="eastAsia"/>
@@ -7198,7 +7632,18 @@
           <w:sz w:val="30"/>
           <w:szCs w:val="30"/>
         </w:rPr>
-        <w:t>一维数据转二维图像进行深度学习的优点</w:t>
+        <w:t>一维数据转二</w:t>
+      </w:r>
+      <w:proofErr w:type="gramEnd"/>
+      <w:r>
+        <w:rPr>
+          <w:rFonts w:ascii="宋体" w:eastAsia="宋体" w:hAnsi="宋体" w:hint="eastAsia"/>
+          <w:b/>
+          <w:bCs/>
+          <w:sz w:val="30"/>
+          <w:szCs w:val="30"/>
+        </w:rPr>
+        <w:t>维图像进行深度学习的优点</w:t>
       </w:r>
       <w:bookmarkEnd w:id="17"/>
     </w:p>
@@ -7347,11 +7792,19 @@
           <w:rFonts w:ascii="宋体" w:eastAsia="宋体" w:hAnsi="宋体"/>
         </w:rPr>
       </w:pPr>
-      <w:r>
-        <w:rPr>
-          <w:rFonts w:ascii="宋体" w:eastAsia="宋体" w:hAnsi="宋体"/>
-        </w:rPr>
-        <w:t>一维数据（如时间序列信号）在转换为 2D 图像时，可以通过特定的编码方法</w:t>
+      <w:proofErr w:type="gramStart"/>
+      <w:r>
+        <w:rPr>
+          <w:rFonts w:ascii="宋体" w:eastAsia="宋体" w:hAnsi="宋体"/>
+        </w:rPr>
+        <w:t>一</w:t>
+      </w:r>
+      <w:proofErr w:type="gramEnd"/>
+      <w:r>
+        <w:rPr>
+          <w:rFonts w:ascii="宋体" w:eastAsia="宋体" w:hAnsi="宋体"/>
+        </w:rPr>
+        <w:t>维数据（如时间序列信号）在转换为 2D 图像时，可以通过特定的编码方法</w:t>
       </w:r>
       <w:r>
         <w:rPr>
@@ -7363,8 +7816,30 @@
         <w:rPr>
           <w:rFonts w:ascii="宋体" w:eastAsia="宋体" w:hAnsi="宋体"/>
         </w:rPr>
-        <w:t>例如，时频分析图如小波图</w:t>
-      </w:r>
+        <w:t>例如，</w:t>
+      </w:r>
+      <w:proofErr w:type="gramStart"/>
+      <w:r>
+        <w:rPr>
+          <w:rFonts w:ascii="宋体" w:eastAsia="宋体" w:hAnsi="宋体"/>
+        </w:rPr>
+        <w:t>时频分析</w:t>
+      </w:r>
+      <w:proofErr w:type="gramEnd"/>
+      <w:r>
+        <w:rPr>
+          <w:rFonts w:ascii="宋体" w:eastAsia="宋体" w:hAnsi="宋体"/>
+        </w:rPr>
+        <w:t>图如</w:t>
+      </w:r>
+      <w:proofErr w:type="gramStart"/>
+      <w:r>
+        <w:rPr>
+          <w:rFonts w:ascii="宋体" w:eastAsia="宋体" w:hAnsi="宋体"/>
+        </w:rPr>
+        <w:t>小波图</w:t>
+      </w:r>
+      <w:proofErr w:type="gramEnd"/>
       <w:r>
         <w:rPr>
           <w:rFonts w:ascii="宋体" w:eastAsia="宋体" w:hAnsi="宋体" w:hint="eastAsia"/>
@@ -7387,8 +7862,16 @@
         <w:rPr>
           <w:rFonts w:ascii="宋体" w:eastAsia="宋体" w:hAnsi="宋体"/>
         </w:rPr>
-        <w:t>、递归图</w:t>
-      </w:r>
+        <w:t>、</w:t>
+      </w:r>
+      <w:proofErr w:type="gramStart"/>
+      <w:r>
+        <w:rPr>
+          <w:rFonts w:ascii="宋体" w:eastAsia="宋体" w:hAnsi="宋体"/>
+        </w:rPr>
+        <w:t>递归图</w:t>
+      </w:r>
+      <w:proofErr w:type="gramEnd"/>
       <w:r>
         <w:rPr>
           <w:rFonts w:ascii="宋体" w:eastAsia="宋体" w:hAnsi="宋体" w:hint="eastAsia"/>
@@ -7467,7 +7950,49 @@
         <w:rPr>
           <w:rFonts w:ascii="宋体" w:eastAsia="宋体" w:hAnsi="宋体"/>
         </w:rPr>
-        <w:t>图像处理和 2D CNN 领域拥有大量成熟、经过充分研究和优化的模型架构（如 AlexNet, VGG, ResNet, Inception 等）以及配套的工具和预训练模型。将 1D 数据转换为 2D 图像可以方便地应用这些现成的强大资源，利用迁移学习来加速训练和提高性能。</w:t>
+        <w:t xml:space="preserve">图像处理和 2D CNN 领域拥有大量成熟、经过充分研究和优化的模型架构（如 </w:t>
+      </w:r>
+      <w:proofErr w:type="spellStart"/>
+      <w:r>
+        <w:rPr>
+          <w:rFonts w:ascii="宋体" w:eastAsia="宋体" w:hAnsi="宋体"/>
+        </w:rPr>
+        <w:t>AlexNet</w:t>
+      </w:r>
+      <w:proofErr w:type="spellEnd"/>
+      <w:r>
+        <w:rPr>
+          <w:rFonts w:ascii="宋体" w:eastAsia="宋体" w:hAnsi="宋体"/>
+        </w:rPr>
+        <w:t xml:space="preserve">, VGG, </w:t>
+      </w:r>
+      <w:proofErr w:type="spellStart"/>
+      <w:r>
+        <w:rPr>
+          <w:rFonts w:ascii="宋体" w:eastAsia="宋体" w:hAnsi="宋体"/>
+        </w:rPr>
+        <w:t>ResNet</w:t>
+      </w:r>
+      <w:proofErr w:type="spellEnd"/>
+      <w:r>
+        <w:rPr>
+          <w:rFonts w:ascii="宋体" w:eastAsia="宋体" w:hAnsi="宋体"/>
+        </w:rPr>
+        <w:t>, Inception 等）以及配套的工具和</w:t>
+      </w:r>
+      <w:proofErr w:type="gramStart"/>
+      <w:r>
+        <w:rPr>
+          <w:rFonts w:ascii="宋体" w:eastAsia="宋体" w:hAnsi="宋体"/>
+        </w:rPr>
+        <w:t>预训练</w:t>
+      </w:r>
+      <w:proofErr w:type="gramEnd"/>
+      <w:r>
+        <w:rPr>
+          <w:rFonts w:ascii="宋体" w:eastAsia="宋体" w:hAnsi="宋体"/>
+        </w:rPr>
+        <w:t>模型。将 1D 数据转换为 2D 图像可以方便地应用这些现成的强大资源，利用迁移学习来加速训练和提高性能。</w:t>
       </w:r>
     </w:p>
     <w:sectPr>
